--- a/templates/docx/variation-order.docx
+++ b/templates/docx/variation-order.docx
@@ -279,7 +279,7 @@
                 <w:color w:val="212333"/>
                 <w:sz w:val="19"/>
               </w:rPr>
-              <w:t>Gate affected</w:t>
+              <w:t>Approval affected</w:t>
             </w:r>
           </w:p>
         </w:tc>
